--- a/talleres/06-GA3-220501093-AA3-EV01-bases-teoricas-javascript/03_entrega/GA3-220501093-AA3-EV01_Bases_Teoricas_JavaScript.docx
+++ b/talleres/06-GA3-220501093-AA3-EV01-bases-teoricas-javascript/03_entrega/GA3-220501093-AA3-EV01_Bases_Teoricas_JavaScript.docx
@@ -6692,7 +6692,7 @@
                 <w:color w:val="18221B"/>
                 <w:sz w:val="18"/>
               </w:rPr>
-              <w:t>La edición pública y la edición completa local comparten exactamente este desarrollo académico. Únicamente cambian la portada y los metadatos del documento.</w:t>
+              <w:t>La edición pública y la entrega personalizada local comparten exactamente este desarrollo académico. Únicamente cambian la portada y los metadatos del documento.</w:t>
             </w:r>
           </w:p>
         </w:tc>
